--- a/Homework_doxmaker/Overview_Week_05.docx
+++ b/Homework_doxmaker/Overview_Week_05.docx
@@ -5,9 +5,88 @@
     <w:p>
       <w:pPr>
         <w:pStyle w:val="Title"/>
+        <w:jc w:val="center"/>
       </w:pPr>
       <w:r>
-        <w:t>Homework Overview: Week_05</w:t>
+        <w:t>Homework: Week_05</w:t>
+      </w:r>
+    </w:p>
+    <w:p>
+      <w:pPr>
+        <w:jc w:val="center"/>
+      </w:pPr>
+      <w:r>
+        <w:rPr>
+          <w:i/>
+        </w:rPr>
+        <w:t>Homework Report</w:t>
+      </w:r>
+    </w:p>
+    <w:p>
+      <w:r>
+        <w:br/>
+        <w:br/>
+        <w:br/>
+        <w:br/>
+        <w:br/>
+      </w:r>
+    </w:p>
+    <w:p>
+      <w:pPr>
+        <w:jc w:val="center"/>
+      </w:pPr>
+      <w:r>
+        <w:rPr>
+          <w:b/>
+          <w:sz w:val="25"/>
+        </w:rPr>
+        <w:t>Student: Robin Somers</w:t>
+        <w:br/>
+      </w:r>
+      <w:r>
+        <w:rPr>
+          <w:b/>
+          <w:sz w:val="25"/>
+        </w:rPr>
+        <w:t>Student Number: 1915369</w:t>
+        <w:br/>
+      </w:r>
+      <w:r>
+        <w:rPr>
+          <w:b/>
+          <w:sz w:val="25"/>
+        </w:rPr>
+        <w:t>Group: IMAGINE</w:t>
+        <w:br/>
+      </w:r>
+      <w:r>
+        <w:rPr>
+          <w:b/>
+          <w:sz w:val="25"/>
+        </w:rPr>
+        <w:t>Course: MNLE</w:t>
+        <w:br/>
+      </w:r>
+      <w:r>
+        <w:rPr>
+          <w:b/>
+          <w:sz w:val="25"/>
+        </w:rPr>
+        <w:t>Date: 2026-01-23</w:t>
+        <w:br/>
+      </w:r>
+    </w:p>
+    <w:p>
+      <w:r>
+        <w:br w:type="page"/>
+      </w:r>
+    </w:p>
+    <w:p>
+      <w:pPr>
+        <w:pStyle w:val="Heading1"/>
+      </w:pPr>
+      <w:r>
+        <w:t>Overview: Week_05</w:t>
       </w:r>
     </w:p>
     <w:p>
@@ -15,7 +94,7 @@
         <w:pStyle w:val="Heading2"/>
       </w:pPr>
       <w:r>
-        <w:t>MNLE DS 5.2 RNN Time Series.ipynb</w:t>
+        <w:t>MNLE DS 5.1 Transfer Learning.ipynb</w:t>
       </w:r>
     </w:p>
     <w:p>
@@ -46,7 +125,139 @@
         <w:rPr>
           <w:i/>
         </w:rPr>
+        <w:t>**HOML Chapter 14 – Pretrained Models for Transfer Learning**</w:t>
+        <w:br/>
+        <w:br/>
+        <w:t>This notebook demonstrates the use of pretrained models for transfer learning.</w:t>
+        <w:br/>
+        <w:br/>
+        <w:t>It uses a pretrained Xception model trained on ImageNet to classify 3670 pictures of flowers in 5 classes.</w:t>
+        <w:br/>
+        <w:br/>
+        <w:t>See also HOML page 518.</w:t>
+      </w:r>
+    </w:p>
+    <w:p>
+      <w:pPr>
+        <w:pStyle w:val="Heading2"/>
+      </w:pPr>
+      <w:r>
+        <w:t>MNLE DS 5.2 RNN Time Series.ipynb</w:t>
+      </w:r>
+    </w:p>
+    <w:p>
+      <w:r>
+        <w:rPr>
+          <w:b/>
+        </w:rPr>
+        <w:t xml:space="preserve">Link: </w:t>
+      </w:r>
+      <w:hyperlink r:id="rId10">
+        <w:r>
+          <w:rPr>
+            <w:color w:val="0000FF"/>
+            <w:u w:val="single"/>
+          </w:rPr>
+          <w:t>View on GitHub</w:t>
+        </w:r>
+      </w:hyperlink>
+    </w:p>
+    <w:p>
+      <w:r>
+        <w:rPr>
+          <w:b/>
+        </w:rPr>
+        <w:t xml:space="preserve">Description: </w:t>
+      </w:r>
+      <w:r>
+        <w:rPr>
+          <w:i/>
+        </w:rPr>
         <w:t># 1. RNN TIME SERIES FORECASTING</w:t>
+      </w:r>
+    </w:p>
+    <w:p>
+      <w:pPr>
+        <w:pStyle w:val="Heading2"/>
+      </w:pPr>
+      <w:r>
+        <w:t>MNLE DS 5.3 Autoencoders.ipynb</w:t>
+      </w:r>
+    </w:p>
+    <w:p>
+      <w:r>
+        <w:rPr>
+          <w:b/>
+        </w:rPr>
+        <w:t xml:space="preserve">Link: </w:t>
+      </w:r>
+      <w:hyperlink r:id="rId11">
+        <w:r>
+          <w:rPr>
+            <w:color w:val="0000FF"/>
+            <w:u w:val="single"/>
+          </w:rPr>
+          <w:t>View on GitHub</w:t>
+        </w:r>
+      </w:hyperlink>
+    </w:p>
+    <w:p>
+      <w:r>
+        <w:rPr>
+          <w:b/>
+        </w:rPr>
+        <w:t xml:space="preserve">Description: </w:t>
+      </w:r>
+      <w:r>
+        <w:rPr>
+          <w:i/>
+        </w:rPr>
+        <w:t># 1. Autoencoders</w:t>
+        <w:br/>
+        <w:br/>
+        <w:t>Let's train an autoencoder network to 'denoise' pictures e.g. learn a network to take out the noise form a picture to create a nicer picture without any noise. This trained model can then be used to 'denoise' images that it hasn't seen before and convert them to cleaner images.</w:t>
+      </w:r>
+    </w:p>
+    <w:p>
+      <w:pPr>
+        <w:pStyle w:val="Heading2"/>
+      </w:pPr>
+      <w:r>
+        <w:t>MNLE DS 5.4 GANs.ipynb</w:t>
+      </w:r>
+    </w:p>
+    <w:p>
+      <w:r>
+        <w:rPr>
+          <w:b/>
+        </w:rPr>
+        <w:t xml:space="preserve">Link: </w:t>
+      </w:r>
+      <w:hyperlink r:id="rId12">
+        <w:r>
+          <w:rPr>
+            <w:color w:val="0000FF"/>
+            <w:u w:val="single"/>
+          </w:rPr>
+          <w:t>View on GitHub</w:t>
+        </w:r>
+      </w:hyperlink>
+    </w:p>
+    <w:p>
+      <w:r>
+        <w:rPr>
+          <w:b/>
+        </w:rPr>
+        <w:t xml:space="preserve">Description: </w:t>
+      </w:r>
+      <w:r>
+        <w:rPr>
+          <w:i/>
+        </w:rPr>
+        <w:t># 1. GANs</w:t>
+        <w:br/>
+        <w:br/>
+        <w:t>Let's build a simple GAN for Fashion MNIST.</w:t>
       </w:r>
     </w:p>
     <w:p>
@@ -64,7 +275,7 @@
         </w:rPr>
         <w:t xml:space="preserve">Link: </w:t>
       </w:r>
-      <w:hyperlink r:id="rId10">
+      <w:hyperlink r:id="rId13">
         <w:r>
           <w:rPr>
             <w:color w:val="0000FF"/>
@@ -102,136 +313,7 @@
         <w:pStyle w:val="Heading2"/>
       </w:pPr>
       <w:r>
-        <w:t>MNLE DS 5.4 GANs.ipynb</w:t>
-      </w:r>
-    </w:p>
-    <w:p>
-      <w:r>
-        <w:rPr>
-          <w:b/>
-        </w:rPr>
-        <w:t xml:space="preserve">Link: </w:t>
-      </w:r>
-      <w:hyperlink r:id="rId11">
-        <w:r>
-          <w:rPr>
-            <w:color w:val="0000FF"/>
-            <w:u w:val="single"/>
-          </w:rPr>
-          <w:t>View on GitHub</w:t>
-        </w:r>
-      </w:hyperlink>
-    </w:p>
-    <w:p>
-      <w:r>
-        <w:rPr>
-          <w:b/>
-        </w:rPr>
-        <w:t xml:space="preserve">Description: </w:t>
-      </w:r>
-      <w:r>
-        <w:rPr>
-          <w:i/>
-        </w:rPr>
-        <w:t># 1. GANs</w:t>
-        <w:br/>
-        <w:br/>
-        <w:t>Let's build a simple GAN for Fashion MNIST.</w:t>
-      </w:r>
-    </w:p>
-    <w:p>
-      <w:pPr>
-        <w:pStyle w:val="Heading2"/>
-      </w:pPr>
-      <w:r>
-        <w:t>MNLE DS 5.1 Transfer Learning.ipynb</w:t>
-      </w:r>
-    </w:p>
-    <w:p>
-      <w:r>
-        <w:rPr>
-          <w:b/>
-        </w:rPr>
-        <w:t xml:space="preserve">Link: </w:t>
-      </w:r>
-      <w:hyperlink r:id="rId12">
-        <w:r>
-          <w:rPr>
-            <w:color w:val="0000FF"/>
-            <w:u w:val="single"/>
-          </w:rPr>
-          <w:t>View on GitHub</w:t>
-        </w:r>
-      </w:hyperlink>
-    </w:p>
-    <w:p>
-      <w:r>
-        <w:rPr>
-          <w:b/>
-        </w:rPr>
-        <w:t xml:space="preserve">Description: </w:t>
-      </w:r>
-      <w:r>
-        <w:rPr>
-          <w:i/>
-        </w:rPr>
-        <w:t>**HOML Chapter 14 – Pretrained Models for Transfer Learning**</w:t>
-        <w:br/>
-        <w:br/>
-        <w:t>This notebook demonstrates the use of pretrained models for transfer learning.</w:t>
-        <w:br/>
-        <w:br/>
-        <w:t>It uses a pretrained Xception model trained on ImageNet to classify 3670 pictures of flowers in 5 classes.</w:t>
-        <w:br/>
-        <w:br/>
-        <w:t>See also HOML page 518.</w:t>
-      </w:r>
-    </w:p>
-    <w:p>
-      <w:pPr>
-        <w:pStyle w:val="Heading2"/>
-      </w:pPr>
-      <w:r>
         <w:t>MNLE DS 5.6 LSTM exercise KNMI.ipynb</w:t>
-      </w:r>
-    </w:p>
-    <w:p>
-      <w:r>
-        <w:rPr>
-          <w:b/>
-        </w:rPr>
-        <w:t xml:space="preserve">Link: </w:t>
-      </w:r>
-      <w:hyperlink r:id="rId13">
-        <w:r>
-          <w:rPr>
-            <w:color w:val="0000FF"/>
-            <w:u w:val="single"/>
-          </w:rPr>
-          <w:t>View on GitHub</w:t>
-        </w:r>
-      </w:hyperlink>
-    </w:p>
-    <w:p>
-      <w:r>
-        <w:rPr>
-          <w:b/>
-        </w:rPr>
-        <w:t xml:space="preserve">Description: </w:t>
-      </w:r>
-      <w:r>
-        <w:rPr>
-          <w:i/>
-        </w:rPr>
-        <w:t># **Predict temperature 30 days ahead using a LSTM neural network**</w:t>
-      </w:r>
-    </w:p>
-    <w:p>
-      <w:pPr>
-        <w:pStyle w:val="Heading2"/>
-      </w:pPr>
-      <w:r>
-        <w:t>MNLE DS 5.3 Autoencoders.ipynb</w:t>
       </w:r>
     </w:p>
     <w:p>
@@ -262,10 +344,7 @@
         <w:rPr>
           <w:i/>
         </w:rPr>
-        <w:t># 1. Autoencoders</w:t>
-        <w:br/>
-        <w:br/>
-        <w:t>Let's train an autoencoder network to 'denoise' pictures e.g. learn a network to take out the noise form a picture to create a nicer picture without any noise. This trained model can then be used to 'denoise' images that it hasn't seen before and convert them to cleaner images.</w:t>
+        <w:t># **Predict temperature 30 days ahead using a LSTM neural network**</w:t>
       </w:r>
     </w:p>
     <w:sectPr>
